--- a/docs/商机详情-手工测试用例.docx
+++ b/docs/商机详情-手工测试用例.docx
@@ -5461,14 +5461,6 @@
       </w:tr>
       <w:tr>
         <w:tblPrEx>
-          <w:tblBorders>
-            <w:top w:val="single" w:color="auto" w:sz="4" w:space="0"/>
-            <w:left w:val="single" w:color="auto" w:sz="4" w:space="0"/>
-            <w:bottom w:val="single" w:color="auto" w:sz="4" w:space="0"/>
-            <w:right w:val="single" w:color="auto" w:sz="4" w:space="0"/>
-            <w:insideH w:val="single" w:color="auto" w:sz="4" w:space="0"/>
-            <w:insideV w:val="single" w:color="auto" w:sz="4" w:space="0"/>
-          </w:tblBorders>
           <w:tblCellMar>
             <w:top w:w="0" w:type="dxa"/>
             <w:left w:w="108" w:type="dxa"/>
@@ -5564,6 +5556,127 @@
                 <w:sz w:val="18"/>
               </w:rPr>
               <w:t>提示「单个文件，大小不超过 50MB」并拒绝</w:t>
+            </w:r>
+          </w:p>
+        </w:tc>
+        <w:tc>
+          <w:tcPr>
+            <w:tcW w:w="794" w:type="dxa"/>
+            <w:vAlign w:val="center"/>
+          </w:tcPr>
+          <w:p>
+            <w:pPr>
+              <w:spacing w:before="40" w:after="40" w:line="264" w:lineRule="auto"/>
+              <w:jc w:val="center"/>
+            </w:pPr>
+            <w:r>
+              <w:rPr>
+                <w:rFonts w:ascii="Arial" w:hAnsi="Arial" w:eastAsia="微软雅黑"/>
+                <w:b w:val="0"/>
+                <w:sz w:val="18"/>
+              </w:rPr>
+              <w:t>☐</w:t>
+            </w:r>
+          </w:p>
+        </w:tc>
+      </w:tr>
+      <w:tr>
+        <w:tblPrEx>
+          <w:tblCellMar>
+            <w:top w:w="0" w:type="dxa"/>
+            <w:left w:w="108" w:type="dxa"/>
+            <w:bottom w:w="0" w:type="dxa"/>
+            <w:right w:w="108" w:type="dxa"/>
+          </w:tblCellMar>
+        </w:tblPrEx>
+        <w:trPr>
+          <w:jc w:val="center"/>
+        </w:trPr>
+        <w:tc>
+          <w:tcPr>
+            <w:tcW w:w="680" w:type="dxa"/>
+            <w:vAlign w:val="center"/>
+          </w:tcPr>
+          <w:p>
+            <w:pPr>
+              <w:spacing w:before="40" w:after="40" w:line="264" w:lineRule="auto"/>
+              <w:jc w:val="center"/>
+              <w:rPr>
+                <w:highlight w:val="yellow"/>
+              </w:rPr>
+            </w:pPr>
+            <w:r>
+              <w:rPr>
+                <w:rFonts w:ascii="Arial" w:hAnsi="Arial" w:eastAsia="微软雅黑"/>
+                <w:b w:val="0"/>
+                <w:sz w:val="18"/>
+                <w:highlight w:val="yellow"/>
+              </w:rPr>
+              <w:t>D6</w:t>
+            </w:r>
+          </w:p>
+        </w:tc>
+        <w:tc>
+          <w:tcPr>
+            <w:tcW w:w="1757" w:type="dxa"/>
+            <w:vAlign w:val="center"/>
+          </w:tcPr>
+          <w:p>
+            <w:pPr>
+              <w:spacing w:before="40" w:after="40" w:line="264" w:lineRule="auto"/>
+              <w:jc w:val="left"/>
+              <w:rPr>
+                <w:highlight w:val="yellow"/>
+              </w:rPr>
+            </w:pPr>
+            <w:r>
+              <w:rPr>
+                <w:rFonts w:ascii="Arial" w:hAnsi="Arial" w:eastAsia="微软雅黑"/>
+                <w:b w:val="0"/>
+                <w:sz w:val="18"/>
+                <w:highlight w:val="yellow"/>
+              </w:rPr>
+              <w:t>方案预览 / 下载</w:t>
+            </w:r>
+          </w:p>
+        </w:tc>
+        <w:tc>
+          <w:tcPr>
+            <w:tcW w:w="5783" w:type="dxa"/>
+            <w:vAlign w:val="center"/>
+          </w:tcPr>
+          <w:p>
+            <w:pPr>
+              <w:spacing w:before="40" w:after="40" w:line="264" w:lineRule="auto"/>
+              <w:jc w:val="left"/>
+            </w:pPr>
+            <w:r>
+              <w:rPr>
+                <w:rFonts w:ascii="Arial" w:hAnsi="Arial" w:eastAsia="微软雅黑"/>
+                <w:b w:val="0"/>
+                <w:sz w:val="18"/>
+              </w:rPr>
+              <w:t>点「预览」「下载」</w:t>
+            </w:r>
+          </w:p>
+        </w:tc>
+        <w:tc>
+          <w:tcPr>
+            <w:tcW w:w="5896" w:type="dxa"/>
+            <w:vAlign w:val="center"/>
+          </w:tcPr>
+          <w:p>
+            <w:pPr>
+              <w:spacing w:before="40" w:after="40" w:line="264" w:lineRule="auto"/>
+              <w:jc w:val="left"/>
+            </w:pPr>
+            <w:r>
+              <w:rPr>
+                <w:rFonts w:ascii="Arial" w:hAnsi="Arial" w:eastAsia="微软雅黑"/>
+                <w:b w:val="0"/>
+                <w:sz w:val="18"/>
+              </w:rPr>
+              <w:t>预览新窗口打开；下载文件可正常打开</w:t>
             </w:r>
           </w:p>
         </w:tc>
@@ -5628,7 +5741,7 @@
                 <w:sz w:val="18"/>
                 <w:highlight w:val="yellow"/>
               </w:rPr>
-              <w:t>D6</w:t>
+              <w:t>D7</w:t>
             </w:r>
           </w:p>
         </w:tc>
@@ -5652,7 +5765,7 @@
                 <w:sz w:val="18"/>
                 <w:highlight w:val="yellow"/>
               </w:rPr>
-              <w:t>方案预览 / 下载</w:t>
+              <w:t>删除方案</w:t>
             </w:r>
           </w:p>
         </w:tc>
@@ -5672,7 +5785,7 @@
                 <w:b w:val="0"/>
                 <w:sz w:val="18"/>
               </w:rPr>
-              <w:t>点「预览」「下载」</w:t>
+              <w:t>有 proposal:delete 权限点「删除」</w:t>
             </w:r>
           </w:p>
         </w:tc>
@@ -5692,7 +5805,7 @@
                 <w:b w:val="0"/>
                 <w:sz w:val="18"/>
               </w:rPr>
-              <w:t>预览新窗口打开；下载文件可正常打开</w:t>
+              <w:t>确认后删除，列表与计数刷新；无权限不显示删除按钮</w:t>
             </w:r>
           </w:p>
         </w:tc>
@@ -5757,7 +5870,7 @@
                 <w:sz w:val="18"/>
                 <w:highlight w:val="yellow"/>
               </w:rPr>
-              <w:t>D7</w:t>
+              <w:t>D8</w:t>
             </w:r>
           </w:p>
         </w:tc>
@@ -5781,7 +5894,7 @@
                 <w:sz w:val="18"/>
                 <w:highlight w:val="yellow"/>
               </w:rPr>
-              <w:t>删除方案</w:t>
+              <w:t>报价列表</w:t>
             </w:r>
           </w:p>
         </w:tc>
@@ -5801,7 +5914,7 @@
                 <w:b w:val="0"/>
                 <w:sz w:val="18"/>
               </w:rPr>
-              <w:t>有 proposal:delete 权限点「删除」</w:t>
+              <w:t>查看报价表格</w:t>
             </w:r>
           </w:p>
         </w:tc>
@@ -5821,7 +5934,7 @@
                 <w:b w:val="0"/>
                 <w:sz w:val="18"/>
               </w:rPr>
-              <w:t>确认后删除，列表与计数刷新；无权限不显示删除按钮</w:t>
+              <w:t>显示文件、类型、产品类型、金额（千分位）、上传时间、审批状态标签</w:t>
             </w:r>
           </w:p>
         </w:tc>
@@ -5886,7 +5999,7 @@
                 <w:sz w:val="18"/>
                 <w:highlight w:val="yellow"/>
               </w:rPr>
-              <w:t>D8</w:t>
+              <w:t>D9</w:t>
             </w:r>
           </w:p>
         </w:tc>
@@ -5910,7 +6023,7 @@
                 <w:sz w:val="18"/>
                 <w:highlight w:val="yellow"/>
               </w:rPr>
-              <w:t>报价列表</w:t>
+              <w:t>上传报价</w:t>
             </w:r>
           </w:p>
         </w:tc>
@@ -5930,7 +6043,7 @@
                 <w:b w:val="0"/>
                 <w:sz w:val="18"/>
               </w:rPr>
-              <w:t>查看报价表格</w:t>
+              <w:t>选择类型 / 产品类型 / 金额后提交</w:t>
             </w:r>
           </w:p>
         </w:tc>
@@ -5950,7 +6063,7 @@
                 <w:b w:val="0"/>
                 <w:sz w:val="18"/>
               </w:rPr>
-              <w:t>显示文件、类型、产品类型、金额（千分位）、上传时间、审批状态标签</w:t>
+              <w:t>提交成功；系统自动发起审批，审批状态显示「审批中」</w:t>
             </w:r>
           </w:p>
         </w:tc>
@@ -6015,7 +6128,7 @@
                 <w:sz w:val="18"/>
                 <w:highlight w:val="yellow"/>
               </w:rPr>
-              <w:t>D9</w:t>
+              <w:t>D10</w:t>
             </w:r>
           </w:p>
         </w:tc>
@@ -6039,7 +6152,7 @@
                 <w:sz w:val="18"/>
                 <w:highlight w:val="yellow"/>
               </w:rPr>
-              <w:t>上传报价</w:t>
+              <w:t>报价必填</w:t>
             </w:r>
           </w:p>
         </w:tc>
@@ -6059,7 +6172,7 @@
                 <w:b w:val="0"/>
                 <w:sz w:val="18"/>
               </w:rPr>
-              <w:t>选择类型 / 产品类型 / 金额后提交</w:t>
+              <w:t>缺报价类型 / 产品类型 / 金额提交</w:t>
             </w:r>
           </w:p>
         </w:tc>
@@ -6079,7 +6192,7 @@
                 <w:b w:val="0"/>
                 <w:sz w:val="18"/>
               </w:rPr>
-              <w:t>提交成功；系统自动发起审批，审批状态显示「审批中」</w:t>
+              <w:t>拦截并提示对应必填项</w:t>
             </w:r>
           </w:p>
         </w:tc>
@@ -6144,7 +6257,7 @@
                 <w:sz w:val="18"/>
                 <w:highlight w:val="yellow"/>
               </w:rPr>
-              <w:t>D10</w:t>
+              <w:t>D11</w:t>
             </w:r>
           </w:p>
         </w:tc>
@@ -6168,7 +6281,7 @@
                 <w:sz w:val="18"/>
                 <w:highlight w:val="yellow"/>
               </w:rPr>
-              <w:t>报价必填</w:t>
+              <w:t>审批中不可删</w:t>
             </w:r>
           </w:p>
         </w:tc>
@@ -6188,7 +6301,7 @@
                 <w:b w:val="0"/>
                 <w:sz w:val="18"/>
               </w:rPr>
-              <w:t>缺报价类型 / 产品类型 / 金额提交</w:t>
+              <w:t>对「审批中」报价查看操作列</w:t>
             </w:r>
           </w:p>
         </w:tc>
@@ -6208,7 +6321,7 @@
                 <w:b w:val="0"/>
                 <w:sz w:val="18"/>
               </w:rPr>
-              <w:t>拦截并提示对应必填项</w:t>
+              <w:t>不显示删除按钮；直接调删除接口返回 400 / 409</w:t>
             </w:r>
           </w:p>
         </w:tc>
@@ -6273,7 +6386,7 @@
                 <w:sz w:val="18"/>
                 <w:highlight w:val="yellow"/>
               </w:rPr>
-              <w:t>D11</w:t>
+              <w:t>D12</w:t>
             </w:r>
           </w:p>
         </w:tc>
@@ -6297,7 +6410,7 @@
                 <w:sz w:val="18"/>
                 <w:highlight w:val="yellow"/>
               </w:rPr>
-              <w:t>审批中不可删</w:t>
+              <w:t>重新提交</w:t>
             </w:r>
           </w:p>
         </w:tc>
@@ -6317,139 +6430,8 @@
                 <w:b w:val="0"/>
                 <w:sz w:val="18"/>
               </w:rPr>
-              <w:t>对「审批中」报价查看操作列</w:t>
-            </w:r>
-          </w:p>
-        </w:tc>
-        <w:tc>
-          <w:tcPr>
-            <w:tcW w:w="5896" w:type="dxa"/>
-            <w:vAlign w:val="center"/>
-          </w:tcPr>
-          <w:p>
-            <w:pPr>
-              <w:spacing w:before="40" w:after="40" w:line="264" w:lineRule="auto"/>
-              <w:jc w:val="left"/>
-            </w:pPr>
-            <w:r>
-              <w:rPr>
-                <w:rFonts w:ascii="Arial" w:hAnsi="Arial" w:eastAsia="微软雅黑"/>
-                <w:b w:val="0"/>
-                <w:sz w:val="18"/>
-              </w:rPr>
-              <w:t>不显示删除按钮；直接调删除接口返回 400 / 409</w:t>
-            </w:r>
-          </w:p>
-        </w:tc>
-        <w:tc>
-          <w:tcPr>
-            <w:tcW w:w="794" w:type="dxa"/>
-            <w:vAlign w:val="center"/>
-          </w:tcPr>
-          <w:p>
-            <w:pPr>
-              <w:spacing w:before="40" w:after="40" w:line="264" w:lineRule="auto"/>
-              <w:jc w:val="center"/>
-            </w:pPr>
-            <w:r>
-              <w:rPr>
-                <w:rFonts w:ascii="Arial" w:hAnsi="Arial" w:eastAsia="微软雅黑"/>
-                <w:b w:val="0"/>
-                <w:sz w:val="18"/>
-              </w:rPr>
-              <w:t>☐</w:t>
-            </w:r>
-          </w:p>
-        </w:tc>
-      </w:tr>
-      <w:tr>
-        <w:tblPrEx>
-          <w:tblBorders>
-            <w:top w:val="single" w:color="auto" w:sz="4" w:space="0"/>
-            <w:left w:val="single" w:color="auto" w:sz="4" w:space="0"/>
-            <w:bottom w:val="single" w:color="auto" w:sz="4" w:space="0"/>
-            <w:right w:val="single" w:color="auto" w:sz="4" w:space="0"/>
-            <w:insideH w:val="single" w:color="auto" w:sz="4" w:space="0"/>
-            <w:insideV w:val="single" w:color="auto" w:sz="4" w:space="0"/>
-          </w:tblBorders>
-          <w:tblCellMar>
-            <w:top w:w="0" w:type="dxa"/>
-            <w:left w:w="108" w:type="dxa"/>
-            <w:bottom w:w="0" w:type="dxa"/>
-            <w:right w:w="108" w:type="dxa"/>
-          </w:tblCellMar>
-        </w:tblPrEx>
-        <w:trPr>
-          <w:jc w:val="center"/>
-        </w:trPr>
-        <w:tc>
-          <w:tcPr>
-            <w:tcW w:w="680" w:type="dxa"/>
-            <w:vAlign w:val="center"/>
-          </w:tcPr>
-          <w:p>
-            <w:pPr>
-              <w:spacing w:before="40" w:after="40" w:line="264" w:lineRule="auto"/>
-              <w:jc w:val="center"/>
-              <w:rPr>
-                <w:highlight w:val="yellow"/>
-              </w:rPr>
-            </w:pPr>
-            <w:r>
-              <w:rPr>
-                <w:rFonts w:ascii="Arial" w:hAnsi="Arial" w:eastAsia="微软雅黑"/>
-                <w:b w:val="0"/>
-                <w:sz w:val="18"/>
-                <w:highlight w:val="yellow"/>
-              </w:rPr>
-              <w:t>D12</w:t>
-            </w:r>
-          </w:p>
-        </w:tc>
-        <w:tc>
-          <w:tcPr>
-            <w:tcW w:w="1757" w:type="dxa"/>
-            <w:vAlign w:val="center"/>
-          </w:tcPr>
-          <w:p>
-            <w:pPr>
-              <w:spacing w:before="40" w:after="40" w:line="264" w:lineRule="auto"/>
-              <w:jc w:val="left"/>
-              <w:rPr>
-                <w:highlight w:val="yellow"/>
-              </w:rPr>
-            </w:pPr>
-            <w:r>
-              <w:rPr>
-                <w:rFonts w:ascii="Arial" w:hAnsi="Arial" w:eastAsia="微软雅黑"/>
-                <w:b w:val="0"/>
-                <w:sz w:val="18"/>
-                <w:highlight w:val="yellow"/>
-              </w:rPr>
-              <w:t>重新提交</w:t>
-            </w:r>
-          </w:p>
-        </w:tc>
-        <w:tc>
-          <w:tcPr>
-            <w:tcW w:w="5783" w:type="dxa"/>
-            <w:vAlign w:val="center"/>
-          </w:tcPr>
-          <w:p>
-            <w:pPr>
-              <w:spacing w:before="40" w:after="40" w:line="264" w:lineRule="auto"/>
-              <w:jc w:val="left"/>
-            </w:pPr>
-            <w:r>
-              <w:rPr>
-                <w:rFonts w:ascii="Arial" w:hAnsi="Arial" w:eastAsia="微软雅黑"/>
-                <w:b w:val="0"/>
-                <w:sz w:val="18"/>
-              </w:rPr>
               <w:t>对「已驳回 / 已取消」报价点「重新提交」</w:t>
             </w:r>
-            <w:bookmarkStart w:id="0" w:name="_GoBack"/>
-            <w:bookmarkEnd w:id="0"/>
           </w:p>
         </w:tc>
         <w:tc>
@@ -6825,12 +6807,16 @@
             <w:pPr>
               <w:spacing w:before="40" w:after="40" w:line="264" w:lineRule="auto"/>
               <w:jc w:val="center"/>
-            </w:pPr>
-            <w:r>
-              <w:rPr>
-                <w:rFonts w:ascii="Arial" w:hAnsi="Arial" w:eastAsia="微软雅黑"/>
-                <w:b w:val="0"/>
-                <w:sz w:val="18"/>
+              <w:rPr>
+                <w:highlight w:val="yellow"/>
+              </w:rPr>
+            </w:pPr>
+            <w:r>
+              <w:rPr>
+                <w:rFonts w:ascii="Arial" w:hAnsi="Arial" w:eastAsia="微软雅黑"/>
+                <w:b w:val="0"/>
+                <w:sz w:val="18"/>
+                <w:highlight w:val="yellow"/>
               </w:rPr>
               <w:t>E1</w:t>
             </w:r>
@@ -6845,12 +6831,16 @@
             <w:pPr>
               <w:spacing w:before="40" w:after="40" w:line="264" w:lineRule="auto"/>
               <w:jc w:val="left"/>
-            </w:pPr>
-            <w:r>
-              <w:rPr>
-                <w:rFonts w:ascii="Arial" w:hAnsi="Arial" w:eastAsia="微软雅黑"/>
-                <w:b w:val="0"/>
-                <w:sz w:val="18"/>
+              <w:rPr>
+                <w:highlight w:val="yellow"/>
+              </w:rPr>
+            </w:pPr>
+            <w:r>
+              <w:rPr>
+                <w:rFonts w:ascii="Arial" w:hAnsi="Arial" w:eastAsia="微软雅黑"/>
+                <w:b w:val="0"/>
+                <w:sz w:val="18"/>
+                <w:highlight w:val="yellow"/>
               </w:rPr>
               <w:t>列表与计数</w:t>
             </w:r>
@@ -6946,12 +6936,16 @@
             <w:pPr>
               <w:spacing w:before="40" w:after="40" w:line="264" w:lineRule="auto"/>
               <w:jc w:val="center"/>
-            </w:pPr>
-            <w:r>
-              <w:rPr>
-                <w:rFonts w:ascii="Arial" w:hAnsi="Arial" w:eastAsia="微软雅黑"/>
-                <w:b w:val="0"/>
-                <w:sz w:val="18"/>
+              <w:rPr>
+                <w:highlight w:val="yellow"/>
+              </w:rPr>
+            </w:pPr>
+            <w:r>
+              <w:rPr>
+                <w:rFonts w:ascii="Arial" w:hAnsi="Arial" w:eastAsia="微软雅黑"/>
+                <w:b w:val="0"/>
+                <w:sz w:val="18"/>
+                <w:highlight w:val="yellow"/>
               </w:rPr>
               <w:t>E2</w:t>
             </w:r>
@@ -6966,12 +6960,16 @@
             <w:pPr>
               <w:spacing w:before="40" w:after="40" w:line="264" w:lineRule="auto"/>
               <w:jc w:val="left"/>
-            </w:pPr>
-            <w:r>
-              <w:rPr>
-                <w:rFonts w:ascii="Arial" w:hAnsi="Arial" w:eastAsia="微软雅黑"/>
-                <w:b w:val="0"/>
-                <w:sz w:val="18"/>
+              <w:rPr>
+                <w:highlight w:val="yellow"/>
+              </w:rPr>
+            </w:pPr>
+            <w:r>
+              <w:rPr>
+                <w:rFonts w:ascii="Arial" w:hAnsi="Arial" w:eastAsia="微软雅黑"/>
+                <w:b w:val="0"/>
+                <w:sz w:val="18"/>
+                <w:highlight w:val="yellow"/>
               </w:rPr>
               <w:t>新增竞争对手</w:t>
             </w:r>
@@ -7067,12 +7065,16 @@
             <w:pPr>
               <w:spacing w:before="40" w:after="40" w:line="264" w:lineRule="auto"/>
               <w:jc w:val="center"/>
-            </w:pPr>
-            <w:r>
-              <w:rPr>
-                <w:rFonts w:ascii="Arial" w:hAnsi="Arial" w:eastAsia="微软雅黑"/>
-                <w:b w:val="0"/>
-                <w:sz w:val="18"/>
+              <w:rPr>
+                <w:highlight w:val="yellow"/>
+              </w:rPr>
+            </w:pPr>
+            <w:r>
+              <w:rPr>
+                <w:rFonts w:ascii="Arial" w:hAnsi="Arial" w:eastAsia="微软雅黑"/>
+                <w:b w:val="0"/>
+                <w:sz w:val="18"/>
+                <w:highlight w:val="yellow"/>
               </w:rPr>
               <w:t>E3</w:t>
             </w:r>
@@ -7087,12 +7089,16 @@
             <w:pPr>
               <w:spacing w:before="40" w:after="40" w:line="264" w:lineRule="auto"/>
               <w:jc w:val="left"/>
-            </w:pPr>
-            <w:r>
-              <w:rPr>
-                <w:rFonts w:ascii="Arial" w:hAnsi="Arial" w:eastAsia="微软雅黑"/>
-                <w:b w:val="0"/>
-                <w:sz w:val="18"/>
+              <w:rPr>
+                <w:highlight w:val="yellow"/>
+              </w:rPr>
+            </w:pPr>
+            <w:r>
+              <w:rPr>
+                <w:rFonts w:ascii="Arial" w:hAnsi="Arial" w:eastAsia="微软雅黑"/>
+                <w:b w:val="0"/>
+                <w:sz w:val="18"/>
+                <w:highlight w:val="yellow"/>
               </w:rPr>
               <w:t>必填校验</w:t>
             </w:r>
@@ -7188,12 +7194,16 @@
             <w:pPr>
               <w:spacing w:before="40" w:after="40" w:line="264" w:lineRule="auto"/>
               <w:jc w:val="center"/>
-            </w:pPr>
-            <w:r>
-              <w:rPr>
-                <w:rFonts w:ascii="Arial" w:hAnsi="Arial" w:eastAsia="微软雅黑"/>
-                <w:b w:val="0"/>
-                <w:sz w:val="18"/>
+              <w:rPr>
+                <w:highlight w:val="yellow"/>
+              </w:rPr>
+            </w:pPr>
+            <w:r>
+              <w:rPr>
+                <w:rFonts w:ascii="Arial" w:hAnsi="Arial" w:eastAsia="微软雅黑"/>
+                <w:b w:val="0"/>
+                <w:sz w:val="18"/>
+                <w:highlight w:val="yellow"/>
               </w:rPr>
               <w:t>E4</w:t>
             </w:r>
@@ -7208,12 +7218,16 @@
             <w:pPr>
               <w:spacing w:before="40" w:after="40" w:line="264" w:lineRule="auto"/>
               <w:jc w:val="left"/>
-            </w:pPr>
-            <w:r>
-              <w:rPr>
-                <w:rFonts w:ascii="Arial" w:hAnsi="Arial" w:eastAsia="微软雅黑"/>
-                <w:b w:val="0"/>
-                <w:sz w:val="18"/>
+              <w:rPr>
+                <w:highlight w:val="yellow"/>
+              </w:rPr>
+            </w:pPr>
+            <w:r>
+              <w:rPr>
+                <w:rFonts w:ascii="Arial" w:hAnsi="Arial" w:eastAsia="微软雅黑"/>
+                <w:b w:val="0"/>
+                <w:sz w:val="18"/>
+                <w:highlight w:val="yellow"/>
               </w:rPr>
               <w:t>删除竞争对手</w:t>
             </w:r>
@@ -7309,12 +7323,16 @@
             <w:pPr>
               <w:spacing w:before="40" w:after="40" w:line="264" w:lineRule="auto"/>
               <w:jc w:val="center"/>
-            </w:pPr>
-            <w:r>
-              <w:rPr>
-                <w:rFonts w:ascii="Arial" w:hAnsi="Arial" w:eastAsia="微软雅黑"/>
-                <w:b w:val="0"/>
-                <w:sz w:val="18"/>
+              <w:rPr>
+                <w:highlight w:val="yellow"/>
+              </w:rPr>
+            </w:pPr>
+            <w:r>
+              <w:rPr>
+                <w:rFonts w:ascii="Arial" w:hAnsi="Arial" w:eastAsia="微软雅黑"/>
+                <w:b w:val="0"/>
+                <w:sz w:val="18"/>
+                <w:highlight w:val="yellow"/>
               </w:rPr>
               <w:t>E5</w:t>
             </w:r>
@@ -7329,12 +7347,16 @@
             <w:pPr>
               <w:spacing w:before="40" w:after="40" w:line="264" w:lineRule="auto"/>
               <w:jc w:val="left"/>
-            </w:pPr>
-            <w:r>
-              <w:rPr>
-                <w:rFonts w:ascii="Arial" w:hAnsi="Arial" w:eastAsia="微软雅黑"/>
-                <w:b w:val="0"/>
-                <w:sz w:val="18"/>
+              <w:rPr>
+                <w:highlight w:val="yellow"/>
+              </w:rPr>
+            </w:pPr>
+            <w:r>
+              <w:rPr>
+                <w:rFonts w:ascii="Arial" w:hAnsi="Arial" w:eastAsia="微软雅黑"/>
+                <w:b w:val="0"/>
+                <w:sz w:val="18"/>
+                <w:highlight w:val="yellow"/>
               </w:rPr>
               <w:t>空状态</w:t>
             </w:r>
@@ -7459,6 +7481,12 @@
             <w:insideH w:val="single" w:color="auto" w:sz="4" w:space="0"/>
             <w:insideV w:val="single" w:color="auto" w:sz="4" w:space="0"/>
           </w:tblBorders>
+          <w:tblCellMar>
+            <w:top w:w="0" w:type="dxa"/>
+            <w:left w:w="108" w:type="dxa"/>
+            <w:bottom w:w="0" w:type="dxa"/>
+            <w:right w:w="108" w:type="dxa"/>
+          </w:tblCellMar>
         </w:tblPrEx>
         <w:trPr>
           <w:jc w:val="center"/>
@@ -7598,12 +7626,17 @@
             <w:pPr>
               <w:spacing w:before="40" w:after="40" w:line="264" w:lineRule="auto"/>
               <w:jc w:val="center"/>
-            </w:pPr>
-            <w:r>
-              <w:rPr>
-                <w:rFonts w:ascii="Arial" w:hAnsi="Arial" w:eastAsia="微软雅黑"/>
-                <w:b w:val="0"/>
-                <w:sz w:val="18"/>
+              <w:rPr>
+                <w:highlight w:val="yellow"/>
+              </w:rPr>
+            </w:pPr>
+            <w:bookmarkStart w:id="0" w:name="_GoBack" w:colFirst="0" w:colLast="1"/>
+            <w:r>
+              <w:rPr>
+                <w:rFonts w:ascii="Arial" w:hAnsi="Arial" w:eastAsia="微软雅黑"/>
+                <w:b w:val="0"/>
+                <w:sz w:val="18"/>
+                <w:highlight w:val="yellow"/>
               </w:rPr>
               <w:t>F1</w:t>
             </w:r>
@@ -7618,12 +7651,16 @@
             <w:pPr>
               <w:spacing w:before="40" w:after="40" w:line="264" w:lineRule="auto"/>
               <w:jc w:val="left"/>
-            </w:pPr>
-            <w:r>
-              <w:rPr>
-                <w:rFonts w:ascii="Arial" w:hAnsi="Arial" w:eastAsia="微软雅黑"/>
-                <w:b w:val="0"/>
-                <w:sz w:val="18"/>
+              <w:rPr>
+                <w:highlight w:val="yellow"/>
+              </w:rPr>
+            </w:pPr>
+            <w:r>
+              <w:rPr>
+                <w:rFonts w:ascii="Arial" w:hAnsi="Arial" w:eastAsia="微软雅黑"/>
+                <w:b w:val="0"/>
+                <w:sz w:val="18"/>
+                <w:highlight w:val="yellow"/>
               </w:rPr>
               <w:t>列表与计数</w:t>
             </w:r>
@@ -7719,12 +7756,16 @@
             <w:pPr>
               <w:spacing w:before="40" w:after="40" w:line="264" w:lineRule="auto"/>
               <w:jc w:val="center"/>
-            </w:pPr>
-            <w:r>
-              <w:rPr>
-                <w:rFonts w:ascii="Arial" w:hAnsi="Arial" w:eastAsia="微软雅黑"/>
-                <w:b w:val="0"/>
-                <w:sz w:val="18"/>
+              <w:rPr>
+                <w:highlight w:val="yellow"/>
+              </w:rPr>
+            </w:pPr>
+            <w:r>
+              <w:rPr>
+                <w:rFonts w:ascii="Arial" w:hAnsi="Arial" w:eastAsia="微软雅黑"/>
+                <w:b w:val="0"/>
+                <w:sz w:val="18"/>
+                <w:highlight w:val="yellow"/>
               </w:rPr>
               <w:t>F2</w:t>
             </w:r>
@@ -7739,12 +7780,16 @@
             <w:pPr>
               <w:spacing w:before="40" w:after="40" w:line="264" w:lineRule="auto"/>
               <w:jc w:val="left"/>
-            </w:pPr>
-            <w:r>
-              <w:rPr>
-                <w:rFonts w:ascii="Arial" w:hAnsi="Arial" w:eastAsia="微软雅黑"/>
-                <w:b w:val="0"/>
-                <w:sz w:val="18"/>
+              <w:rPr>
+                <w:highlight w:val="yellow"/>
+              </w:rPr>
+            </w:pPr>
+            <w:r>
+              <w:rPr>
+                <w:rFonts w:ascii="Arial" w:hAnsi="Arial" w:eastAsia="微软雅黑"/>
+                <w:b w:val="0"/>
+                <w:sz w:val="18"/>
+                <w:highlight w:val="yellow"/>
               </w:rPr>
               <w:t>新增行为</w:t>
             </w:r>
@@ -7840,12 +7885,16 @@
             <w:pPr>
               <w:spacing w:before="40" w:after="40" w:line="264" w:lineRule="auto"/>
               <w:jc w:val="center"/>
-            </w:pPr>
-            <w:r>
-              <w:rPr>
-                <w:rFonts w:ascii="Arial" w:hAnsi="Arial" w:eastAsia="微软雅黑"/>
-                <w:b w:val="0"/>
-                <w:sz w:val="18"/>
+              <w:rPr>
+                <w:highlight w:val="yellow"/>
+              </w:rPr>
+            </w:pPr>
+            <w:r>
+              <w:rPr>
+                <w:rFonts w:ascii="Arial" w:hAnsi="Arial" w:eastAsia="微软雅黑"/>
+                <w:b w:val="0"/>
+                <w:sz w:val="18"/>
+                <w:highlight w:val="yellow"/>
               </w:rPr>
               <w:t>F3</w:t>
             </w:r>
@@ -7860,12 +7909,16 @@
             <w:pPr>
               <w:spacing w:before="40" w:after="40" w:line="264" w:lineRule="auto"/>
               <w:jc w:val="left"/>
-            </w:pPr>
-            <w:r>
-              <w:rPr>
-                <w:rFonts w:ascii="Arial" w:hAnsi="Arial" w:eastAsia="微软雅黑"/>
-                <w:b w:val="0"/>
-                <w:sz w:val="18"/>
+              <w:rPr>
+                <w:highlight w:val="yellow"/>
+              </w:rPr>
+            </w:pPr>
+            <w:r>
+              <w:rPr>
+                <w:rFonts w:ascii="Arial" w:hAnsi="Arial" w:eastAsia="微软雅黑"/>
+                <w:b w:val="0"/>
+                <w:sz w:val="18"/>
+                <w:highlight w:val="yellow"/>
               </w:rPr>
               <w:t>提交成功</w:t>
             </w:r>
@@ -7961,12 +8014,16 @@
             <w:pPr>
               <w:spacing w:before="40" w:after="40" w:line="264" w:lineRule="auto"/>
               <w:jc w:val="center"/>
-            </w:pPr>
-            <w:r>
-              <w:rPr>
-                <w:rFonts w:ascii="Arial" w:hAnsi="Arial" w:eastAsia="微软雅黑"/>
-                <w:b w:val="0"/>
-                <w:sz w:val="18"/>
+              <w:rPr>
+                <w:highlight w:val="yellow"/>
+              </w:rPr>
+            </w:pPr>
+            <w:r>
+              <w:rPr>
+                <w:rFonts w:ascii="Arial" w:hAnsi="Arial" w:eastAsia="微软雅黑"/>
+                <w:b w:val="0"/>
+                <w:sz w:val="18"/>
+                <w:highlight w:val="yellow"/>
               </w:rPr>
               <w:t>F4</w:t>
             </w:r>
@@ -7981,12 +8038,16 @@
             <w:pPr>
               <w:spacing w:before="40" w:after="40" w:line="264" w:lineRule="auto"/>
               <w:jc w:val="left"/>
-            </w:pPr>
-            <w:r>
-              <w:rPr>
-                <w:rFonts w:ascii="Arial" w:hAnsi="Arial" w:eastAsia="微软雅黑"/>
-                <w:b w:val="0"/>
-                <w:sz w:val="18"/>
+              <w:rPr>
+                <w:highlight w:val="yellow"/>
+              </w:rPr>
+            </w:pPr>
+            <w:r>
+              <w:rPr>
+                <w:rFonts w:ascii="Arial" w:hAnsi="Arial" w:eastAsia="微软雅黑"/>
+                <w:b w:val="0"/>
+                <w:sz w:val="18"/>
+                <w:highlight w:val="yellow"/>
               </w:rPr>
               <w:t>分页</w:t>
             </w:r>
@@ -8082,12 +8143,16 @@
             <w:pPr>
               <w:spacing w:before="40" w:after="40" w:line="264" w:lineRule="auto"/>
               <w:jc w:val="center"/>
-            </w:pPr>
-            <w:r>
-              <w:rPr>
-                <w:rFonts w:ascii="Arial" w:hAnsi="Arial" w:eastAsia="微软雅黑"/>
-                <w:b w:val="0"/>
-                <w:sz w:val="18"/>
+              <w:rPr>
+                <w:highlight w:val="yellow"/>
+              </w:rPr>
+            </w:pPr>
+            <w:r>
+              <w:rPr>
+                <w:rFonts w:ascii="Arial" w:hAnsi="Arial" w:eastAsia="微软雅黑"/>
+                <w:b w:val="0"/>
+                <w:sz w:val="18"/>
+                <w:highlight w:val="yellow"/>
               </w:rPr>
               <w:t>F5</w:t>
             </w:r>
@@ -8102,12 +8167,16 @@
             <w:pPr>
               <w:spacing w:before="40" w:after="40" w:line="264" w:lineRule="auto"/>
               <w:jc w:val="left"/>
-            </w:pPr>
-            <w:r>
-              <w:rPr>
-                <w:rFonts w:ascii="Arial" w:hAnsi="Arial" w:eastAsia="微软雅黑"/>
-                <w:b w:val="0"/>
-                <w:sz w:val="18"/>
+              <w:rPr>
+                <w:highlight w:val="yellow"/>
+              </w:rPr>
+            </w:pPr>
+            <w:r>
+              <w:rPr>
+                <w:rFonts w:ascii="Arial" w:hAnsi="Arial" w:eastAsia="微软雅黑"/>
+                <w:b w:val="0"/>
+                <w:sz w:val="18"/>
+                <w:highlight w:val="yellow"/>
               </w:rPr>
               <w:t>空状态</w:t>
             </w:r>
@@ -8174,6 +8243,7 @@
           </w:p>
         </w:tc>
       </w:tr>
+      <w:bookmarkEnd w:id="0"/>
     </w:tbl>
     <w:p>
       <w:pPr>
@@ -13054,14 +13124,6 @@
       </w:tr>
       <w:tr>
         <w:tblPrEx>
-          <w:tblBorders>
-            <w:top w:val="single" w:color="auto" w:sz="4" w:space="0"/>
-            <w:left w:val="single" w:color="auto" w:sz="4" w:space="0"/>
-            <w:bottom w:val="single" w:color="auto" w:sz="4" w:space="0"/>
-            <w:right w:val="single" w:color="auto" w:sz="4" w:space="0"/>
-            <w:insideH w:val="single" w:color="auto" w:sz="4" w:space="0"/>
-            <w:insideV w:val="single" w:color="auto" w:sz="4" w:space="0"/>
-          </w:tblBorders>
           <w:tblCellMar>
             <w:top w:w="0" w:type="dxa"/>
             <w:left w:w="108" w:type="dxa"/>
@@ -16408,13 +16470,13 @@
     <w:lsdException w:uiPriority="99" w:name="endnote reference"/>
     <w:lsdException w:uiPriority="99" w:name="endnote text"/>
     <w:lsdException w:uiPriority="99" w:name="table of authorities"/>
-    <w:lsdException w:uiPriority="99" w:semiHidden="0" w:name="macro"/>
+    <w:lsdException w:qFormat="1" w:uiPriority="99" w:semiHidden="0" w:name="macro"/>
     <w:lsdException w:uiPriority="99" w:name="toa heading"/>
     <w:lsdException w:qFormat="1" w:uiPriority="99" w:semiHidden="0" w:name="List"/>
     <w:lsdException w:qFormat="1" w:uiPriority="99" w:semiHidden="0" w:name="List Bullet"/>
     <w:lsdException w:qFormat="1" w:uiPriority="99" w:semiHidden="0" w:name="List Number"/>
     <w:lsdException w:qFormat="1" w:uiPriority="99" w:semiHidden="0" w:name="List 2"/>
-    <w:lsdException w:uiPriority="99" w:semiHidden="0" w:name="List 3"/>
+    <w:lsdException w:qFormat="1" w:uiPriority="99" w:semiHidden="0" w:name="List 3"/>
     <w:lsdException w:uiPriority="99" w:name="List 4"/>
     <w:lsdException w:uiPriority="99" w:name="List 5"/>
     <w:lsdException w:qFormat="1" w:uiPriority="99" w:semiHidden="0" w:name="List Bullet 2"/>
@@ -16892,6 +16954,7 @@
     <w:name w:val="macro"/>
     <w:link w:val="147"/>
     <w:unhideWhenUsed/>
+    <w:qFormat/>
     <w:uiPriority w:val="99"/>
     <w:pPr>
       <w:tabs>
@@ -16916,6 +16979,7 @@
     <w:name w:val="List 3"/>
     <w:basedOn w:val="1"/>
     <w:unhideWhenUsed/>
+    <w:qFormat/>
     <w:uiPriority w:val="99"/>
     <w:pPr>
       <w:ind w:left="1080" w:hanging="360"/>
